--- a/schipholDashboard/documentatie/Plan_Van_Aanpak/PlanVanAanpakGatekeepers.docx
+++ b/schipholDashboard/documentatie/Plan_Van_Aanpak/PlanVanAanpakGatekeepers.docx
@@ -2226,7 +2226,7 @@
           <w:iCs/>
           <w:lang w:val="en-NL"/>
         </w:rPr>
-        <w:t>Docent: </w:t>
+        <w:t>Docent: Jordy Veenstra</w:t>
       </w:r>
       <w:r>
         <w:rPr>
@@ -2234,58 +2234,34 @@
           <w:iCs/>
           <w:lang w:val="en-NL"/>
         </w:rPr>
-        <w:t>Jordy Veenstra</w:t>
-      </w:r>
+        <w:br/>
+      </w:r>
+      <w:proofErr w:type="spellStart"/>
       <w:r>
         <w:rPr>
           <w:i/>
           <w:iCs/>
           <w:lang w:val="en-NL"/>
         </w:rPr>
-        <w:br/>
-      </w:r>
-      <w:proofErr w:type="spellStart"/>
+        <w:t>Projectnaam</w:t>
+      </w:r>
+      <w:proofErr w:type="spellEnd"/>
       <w:r>
         <w:rPr>
           <w:i/>
           <w:iCs/>
           <w:lang w:val="en-NL"/>
         </w:rPr>
-        <w:t>Projectnaam</w:t>
-      </w:r>
-      <w:proofErr w:type="spellEnd"/>
+        <w:t>: SCHIPHOL-Dashboard</w:t>
+      </w:r>
       <w:r>
         <w:rPr>
           <w:i/>
           <w:iCs/>
           <w:lang w:val="en-NL"/>
         </w:rPr>
-        <w:t>: SCHIPHOL-Dashboard</w:t>
-      </w:r>
-      <w:r>
-        <w:rPr>
-          <w:i/>
-          <w:iCs/>
-          <w:lang w:val="en-NL"/>
-        </w:rPr>
         <w:br/>
-        <w:t>Start Datum: </w:t>
-      </w:r>
-      <w:r>
-        <w:rPr>
-          <w:i/>
-          <w:iCs/>
-          <w:lang w:val="en-NL"/>
-        </w:rPr>
-        <w:t>22</w:t>
-      </w:r>
-      <w:r>
-        <w:rPr>
-          <w:i/>
-          <w:iCs/>
-          <w:lang w:val="en-NL"/>
-        </w:rPr>
-        <w:t xml:space="preserve"> </w:t>
+        <w:t xml:space="preserve">Start Datum: 22 </w:t>
       </w:r>
       <w:proofErr w:type="spellStart"/>
       <w:r>
@@ -2372,9 +2348,14 @@
       </w:pPr>
       <w:bookmarkStart w:id="4" w:name="_Toc196308952"/>
       <w:bookmarkStart w:id="5" w:name="_Toc231334514"/>
-      <w:proofErr w:type="spellStart"/>
-      <w:r>
-        <w:lastRenderedPageBreak/>
+    </w:p>
+    <w:p>
+      <w:pPr>
+        <w:pStyle w:val="Heading2"/>
+        <w:jc w:val="center"/>
+      </w:pPr>
+      <w:proofErr w:type="spellStart"/>
+      <w:r>
         <w:t>Aanwezigheid</w:t>
       </w:r>
       <w:bookmarkEnd w:id="4"/>
@@ -4474,6 +4455,9 @@
         <w:jc w:val="center"/>
       </w:pPr>
       <w:r>
+        <w:rPr>
+          <w:noProof/>
+        </w:rPr>
         <w:drawing>
           <wp:inline distT="0" distB="0" distL="0" distR="0" wp14:anchorId="37F4EFEF" wp14:editId="2CBDCD9F">
             <wp:extent cx="5731510" cy="2939415"/>
@@ -4524,6 +4508,76 @@
     <w:p>
       <w:pPr>
         <w:jc w:val="center"/>
+      </w:pPr>
+    </w:p>
+    <w:p>
+      <w:pPr>
+        <w:jc w:val="center"/>
+      </w:pPr>
+    </w:p>
+    <w:p>
+      <w:pPr>
+        <w:jc w:val="center"/>
+      </w:pPr>
+    </w:p>
+    <w:p>
+      <w:pPr>
+        <w:jc w:val="center"/>
+      </w:pPr>
+    </w:p>
+    <w:p>
+      <w:pPr>
+        <w:jc w:val="center"/>
+      </w:pPr>
+    </w:p>
+    <w:p>
+      <w:pPr>
+        <w:jc w:val="center"/>
+      </w:pPr>
+    </w:p>
+    <w:p>
+      <w:pPr>
+        <w:jc w:val="center"/>
+      </w:pPr>
+    </w:p>
+    <w:p>
+      <w:pPr>
+        <w:jc w:val="center"/>
+      </w:pPr>
+    </w:p>
+    <w:p>
+      <w:pPr>
+        <w:jc w:val="center"/>
+      </w:pPr>
+    </w:p>
+    <w:p>
+      <w:pPr>
+        <w:jc w:val="center"/>
+      </w:pPr>
+    </w:p>
+    <w:p>
+      <w:pPr>
+        <w:jc w:val="center"/>
+      </w:pPr>
+    </w:p>
+    <w:p>
+      <w:pPr>
+        <w:jc w:val="center"/>
+      </w:pPr>
+    </w:p>
+    <w:p>
+      <w:pPr>
+        <w:jc w:val="center"/>
+      </w:pPr>
+    </w:p>
+    <w:p>
+      <w:pPr>
+        <w:jc w:val="center"/>
+      </w:pPr>
+    </w:p>
+    <w:p>
+      <w:pPr>
+        <w:jc w:val="center"/>
         <w:rPr>
           <w:b/>
           <w:bCs/>
@@ -4558,6 +4612,7 @@
         <w:rPr>
           <w:i/>
           <w:iCs/>
+          <w:noProof/>
           <w:u w:val="single"/>
         </w:rPr>
         <w:drawing>
@@ -4827,7 +4882,6 @@
           <w:sz w:val="22"/>
           <w:szCs w:val="22"/>
         </w:rPr>
-        <w:lastRenderedPageBreak/>
         <w:t>Primaire</w:t>
       </w:r>
       <w:proofErr w:type="spellEnd"/>
@@ -5361,39 +5415,129 @@
       <w:pPr>
         <w:jc w:val="center"/>
         <w:rPr>
+          <w:sz w:val="22"/>
+          <w:szCs w:val="22"/>
+          <w:u w:val="single"/>
+        </w:rPr>
+      </w:pPr>
+      <w:r>
+        <w:rPr>
           <w:b/>
           <w:bCs/>
           <w:sz w:val="22"/>
           <w:szCs w:val="22"/>
         </w:rPr>
-      </w:pPr>
-      <w:r>
+        <w:t xml:space="preserve">Judson  </w:t>
+      </w:r>
+      <w:proofErr w:type="spellStart"/>
+      <w:r>
+        <w:rPr>
+          <w:sz w:val="22"/>
+          <w:szCs w:val="22"/>
+          <w:u w:val="single"/>
+        </w:rPr>
+        <w:t>klassieke</w:t>
+      </w:r>
+      <w:proofErr w:type="spellEnd"/>
+      <w:r>
+        <w:rPr>
+          <w:sz w:val="22"/>
+          <w:szCs w:val="22"/>
+          <w:u w:val="single"/>
+        </w:rPr>
+        <w:t xml:space="preserve"> serif</w:t>
+      </w:r>
+    </w:p>
+    <w:p>
+      <w:pPr>
+        <w:jc w:val="center"/>
+        <w:rPr>
+          <w:sz w:val="22"/>
+          <w:szCs w:val="22"/>
+          <w:u w:val="single"/>
+        </w:rPr>
+      </w:pPr>
+    </w:p>
+    <w:p>
+      <w:pPr>
+        <w:jc w:val="center"/>
+        <w:rPr>
+          <w:sz w:val="22"/>
+          <w:szCs w:val="22"/>
+          <w:u w:val="single"/>
+        </w:rPr>
+      </w:pPr>
+    </w:p>
+    <w:p>
+      <w:pPr>
+        <w:jc w:val="center"/>
+        <w:rPr>
+          <w:sz w:val="22"/>
+          <w:szCs w:val="22"/>
+          <w:u w:val="single"/>
+        </w:rPr>
+      </w:pPr>
+    </w:p>
+    <w:p>
+      <w:pPr>
+        <w:jc w:val="center"/>
+        <w:rPr>
+          <w:sz w:val="22"/>
+          <w:szCs w:val="22"/>
+          <w:u w:val="single"/>
+        </w:rPr>
+      </w:pPr>
+    </w:p>
+    <w:p>
+      <w:pPr>
+        <w:jc w:val="center"/>
+        <w:rPr>
+          <w:sz w:val="22"/>
+          <w:szCs w:val="22"/>
+          <w:u w:val="single"/>
+        </w:rPr>
+      </w:pPr>
+    </w:p>
+    <w:p>
+      <w:pPr>
+        <w:jc w:val="center"/>
+        <w:rPr>
+          <w:sz w:val="22"/>
+          <w:szCs w:val="22"/>
+          <w:u w:val="single"/>
+        </w:rPr>
+      </w:pPr>
+    </w:p>
+    <w:p>
+      <w:pPr>
+        <w:jc w:val="center"/>
+        <w:rPr>
+          <w:sz w:val="22"/>
+          <w:szCs w:val="22"/>
+          <w:u w:val="single"/>
+        </w:rPr>
+      </w:pPr>
+    </w:p>
+    <w:p>
+      <w:pPr>
+        <w:jc w:val="center"/>
+        <w:rPr>
+          <w:sz w:val="22"/>
+          <w:szCs w:val="22"/>
+          <w:u w:val="single"/>
+        </w:rPr>
+      </w:pPr>
+    </w:p>
+    <w:p>
+      <w:pPr>
+        <w:jc w:val="center"/>
         <w:rPr>
           <w:b/>
           <w:bCs/>
           <w:sz w:val="22"/>
           <w:szCs w:val="22"/>
         </w:rPr>
-        <w:t xml:space="preserve">Judson  </w:t>
-      </w:r>
-      <w:proofErr w:type="spellStart"/>
-      <w:r>
-        <w:rPr>
-          <w:sz w:val="22"/>
-          <w:szCs w:val="22"/>
-          <w:u w:val="single"/>
-        </w:rPr>
-        <w:t>klassieke</w:t>
-      </w:r>
-      <w:proofErr w:type="spellEnd"/>
-      <w:r>
-        <w:rPr>
-          <w:sz w:val="22"/>
-          <w:szCs w:val="22"/>
-          <w:u w:val="single"/>
-        </w:rPr>
-        <w:t xml:space="preserve"> serif</w:t>
-      </w:r>
+      </w:pPr>
     </w:p>
     <w:p>
       <w:pPr>
@@ -5569,6 +5713,41 @@
         <w:jc w:val="center"/>
       </w:pPr>
     </w:p>
+    <w:p>
+      <w:pPr>
+        <w:jc w:val="center"/>
+      </w:pPr>
+    </w:p>
+    <w:p>
+      <w:pPr>
+        <w:jc w:val="center"/>
+      </w:pPr>
+    </w:p>
+    <w:p>
+      <w:pPr>
+        <w:jc w:val="center"/>
+      </w:pPr>
+    </w:p>
+    <w:p>
+      <w:pPr>
+        <w:jc w:val="center"/>
+      </w:pPr>
+    </w:p>
+    <w:p>
+      <w:pPr>
+        <w:jc w:val="center"/>
+      </w:pPr>
+    </w:p>
+    <w:p>
+      <w:pPr>
+        <w:jc w:val="center"/>
+      </w:pPr>
+    </w:p>
+    <w:p>
+      <w:pPr>
+        <w:jc w:val="center"/>
+      </w:pPr>
+    </w:p>
     <w:p/>
     <w:p>
       <w:pPr>
@@ -5591,7 +5770,6 @@
       <w:bookmarkEnd w:id="9"/>
       <w:proofErr w:type="spellEnd"/>
     </w:p>
-    <w:p/>
     <w:p/>
     <w:p>
       <w:pPr>
@@ -7474,16 +7652,9 @@
       </w:tr>
     </w:tbl>
     <w:p/>
-    <w:p>
-      <w:pPr>
-        <w:jc w:val="center"/>
-      </w:pPr>
-    </w:p>
-    <w:p>
-      <w:pPr>
-        <w:jc w:val="center"/>
-      </w:pPr>
-    </w:p>
+    <w:p/>
+    <w:p/>
+    <w:p/>
     <w:p/>
     <w:p/>
     <w:p>
@@ -7970,15 +8141,7 @@
       </w:r>
       <w:proofErr w:type="spellEnd"/>
       <w:r>
-        <w:t xml:space="preserve"> (ERD </w:t>
-      </w:r>
-      <w:proofErr w:type="gramStart"/>
-      <w:r>
-        <w:t>/ class</w:t>
-      </w:r>
-      <w:proofErr w:type="gramEnd"/>
-      <w:r>
-        <w:t xml:space="preserve"> / use case)</w:t>
+        <w:t xml:space="preserve"> (ERD / class / use case)</w:t>
       </w:r>
       <w:r>
         <w:br/>
@@ -7999,388 +8162,6 @@
       <w:proofErr w:type="spellEnd"/>
       <w:r>
         <w:t xml:space="preserve"> Sprint 1</w:t>
-      </w:r>
-    </w:p>
-    <w:p/>
-    <w:p/>
-    <w:p/>
-    <w:p/>
-    <w:p/>
-    <w:p/>
-    <w:p>
-      <w:r>
-        <w:lastRenderedPageBreak/>
-        <w:t>Sprint 1 (Week 2-3):</w:t>
-      </w:r>
-    </w:p>
-    <w:p>
-      <w:pPr>
-        <w:numPr>
-          <w:ilvl w:val="0"/>
-          <w:numId w:val="8"/>
-        </w:numPr>
-        <w:rPr>
-          <w:lang w:val="en-NL"/>
-        </w:rPr>
-      </w:pPr>
-      <w:proofErr w:type="spellStart"/>
-      <w:r>
-        <w:t>Projectstructuur</w:t>
-      </w:r>
-      <w:proofErr w:type="spellEnd"/>
-      <w:r>
-        <w:t xml:space="preserve"> </w:t>
-      </w:r>
-      <w:proofErr w:type="spellStart"/>
-      <w:r>
-        <w:t>opzetten</w:t>
-      </w:r>
-      <w:proofErr w:type="spellEnd"/>
-      <w:r>
-        <w:t xml:space="preserve"> (frontend/backend)</w:t>
-      </w:r>
-    </w:p>
-    <w:p>
-      <w:pPr>
-        <w:numPr>
-          <w:ilvl w:val="0"/>
-          <w:numId w:val="8"/>
-        </w:numPr>
-        <w:rPr>
-          <w:lang w:val="en-NL"/>
-        </w:rPr>
-      </w:pPr>
-      <w:r>
-        <w:rPr>
-          <w:lang w:val="en-NL"/>
-        </w:rPr>
-        <w:t xml:space="preserve">Database </w:t>
-      </w:r>
-      <w:proofErr w:type="spellStart"/>
-      <w:r>
-        <w:rPr>
-          <w:lang w:val="en-NL"/>
-        </w:rPr>
-        <w:t>opzetten</w:t>
-      </w:r>
-      <w:proofErr w:type="spellEnd"/>
-      <w:r>
-        <w:rPr>
-          <w:lang w:val="en-NL"/>
-        </w:rPr>
-        <w:t xml:space="preserve"> (ERD </w:t>
-      </w:r>
-      <w:proofErr w:type="spellStart"/>
-      <w:r>
-        <w:rPr>
-          <w:lang w:val="en-NL"/>
-        </w:rPr>
-        <w:t>implementeren</w:t>
-      </w:r>
-      <w:proofErr w:type="spellEnd"/>
-      <w:r>
-        <w:rPr>
-          <w:lang w:val="en-NL"/>
-        </w:rPr>
-        <w:t>)</w:t>
-      </w:r>
-    </w:p>
-    <w:p>
-      <w:pPr>
-        <w:numPr>
-          <w:ilvl w:val="0"/>
-          <w:numId w:val="8"/>
-        </w:numPr>
-        <w:rPr>
-          <w:lang w:val="en-NL"/>
-        </w:rPr>
-      </w:pPr>
-      <w:r>
-        <w:t xml:space="preserve">Login &amp; </w:t>
-      </w:r>
-      <w:proofErr w:type="spellStart"/>
-      <w:r>
-        <w:t>registratie</w:t>
-      </w:r>
-      <w:proofErr w:type="spellEnd"/>
-      <w:r>
-        <w:t xml:space="preserve"> (basis)</w:t>
-      </w:r>
-    </w:p>
-    <w:p>
-      <w:pPr>
-        <w:numPr>
-          <w:ilvl w:val="0"/>
-          <w:numId w:val="8"/>
-        </w:numPr>
-        <w:rPr>
-          <w:lang w:val="en-NL"/>
-        </w:rPr>
-      </w:pPr>
-      <w:r>
-        <w:t xml:space="preserve">Basis UI (layout + </w:t>
-      </w:r>
-      <w:proofErr w:type="spellStart"/>
-      <w:r>
-        <w:t>navigatie</w:t>
-      </w:r>
-      <w:proofErr w:type="spellEnd"/>
-      <w:r>
-        <w:t>)</w:t>
-      </w:r>
-    </w:p>
-    <w:p>
-      <w:pPr>
-        <w:numPr>
-          <w:ilvl w:val="0"/>
-          <w:numId w:val="8"/>
-        </w:numPr>
-        <w:rPr>
-          <w:lang w:val="en-NL"/>
-        </w:rPr>
-      </w:pPr>
-      <w:r>
-        <w:t xml:space="preserve">Rollen: </w:t>
-      </w:r>
-      <w:proofErr w:type="spellStart"/>
-      <w:r>
-        <w:t>reiziger</w:t>
-      </w:r>
-      <w:proofErr w:type="spellEnd"/>
-      <w:r>
-        <w:t xml:space="preserve"> / </w:t>
-      </w:r>
-      <w:proofErr w:type="spellStart"/>
-      <w:r>
-        <w:t>coördinator</w:t>
-      </w:r>
-      <w:proofErr w:type="spellEnd"/>
-      <w:r>
-        <w:t xml:space="preserve"> / </w:t>
-      </w:r>
-      <w:proofErr w:type="spellStart"/>
-      <w:r>
-        <w:t>directeur</w:t>
-      </w:r>
-      <w:proofErr w:type="spellEnd"/>
-    </w:p>
-    <w:p>
-      <w:pPr>
-        <w:numPr>
-          <w:ilvl w:val="0"/>
-          <w:numId w:val="9"/>
-        </w:numPr>
-        <w:rPr>
-          <w:lang w:val="en-NL"/>
-        </w:rPr>
-      </w:pPr>
-      <w:r>
-        <w:t xml:space="preserve">CRUD basis </w:t>
-      </w:r>
-      <w:proofErr w:type="spellStart"/>
-      <w:r>
-        <w:t>voorbereiden</w:t>
-      </w:r>
-      <w:proofErr w:type="spellEnd"/>
-    </w:p>
-    <w:p>
-      <w:pPr>
-        <w:numPr>
-          <w:ilvl w:val="0"/>
-          <w:numId w:val="9"/>
-        </w:numPr>
-        <w:rPr>
-          <w:lang w:val="en-NL"/>
-        </w:rPr>
-      </w:pPr>
-      <w:proofErr w:type="spellStart"/>
-      <w:r>
-        <w:rPr>
-          <w:lang w:val="en-NL"/>
-        </w:rPr>
-        <w:t>Wekelijkse</w:t>
-      </w:r>
-      <w:proofErr w:type="spellEnd"/>
-      <w:r>
-        <w:rPr>
-          <w:lang w:val="en-NL"/>
-        </w:rPr>
-        <w:t xml:space="preserve"> stand-ups</w:t>
-      </w:r>
-    </w:p>
-    <w:p>
-      <w:pPr>
-        <w:numPr>
-          <w:ilvl w:val="0"/>
-          <w:numId w:val="9"/>
-        </w:numPr>
-        <w:rPr>
-          <w:lang w:val="en-NL"/>
-        </w:rPr>
-      </w:pPr>
-      <w:r>
-        <w:t xml:space="preserve">Start </w:t>
-      </w:r>
-      <w:proofErr w:type="spellStart"/>
-      <w:r>
-        <w:t>documentatie</w:t>
-      </w:r>
-      <w:proofErr w:type="spellEnd"/>
-      <w:r>
-        <w:t xml:space="preserve"> (FO + TO)</w:t>
-      </w:r>
-    </w:p>
-    <w:p>
-      <w:pPr>
-        <w:numPr>
-          <w:ilvl w:val="0"/>
-          <w:numId w:val="9"/>
-        </w:numPr>
-        <w:rPr>
-          <w:lang w:val="en-NL"/>
-        </w:rPr>
-      </w:pPr>
-      <w:r>
-        <w:rPr>
-          <w:lang w:val="en-NL"/>
-        </w:rPr>
-        <w:t xml:space="preserve">Screenshot </w:t>
-      </w:r>
-      <w:proofErr w:type="spellStart"/>
-      <w:r>
-        <w:rPr>
-          <w:lang w:val="en-NL"/>
-        </w:rPr>
-        <w:t>scrumboard</w:t>
-      </w:r>
-      <w:proofErr w:type="spellEnd"/>
-      <w:r>
-        <w:rPr>
-          <w:lang w:val="en-NL"/>
-        </w:rPr>
-        <w:t xml:space="preserve"> </w:t>
-      </w:r>
-      <w:proofErr w:type="spellStart"/>
-      <w:r>
-        <w:rPr>
-          <w:lang w:val="en-NL"/>
-        </w:rPr>
-        <w:t>committen</w:t>
-      </w:r>
-      <w:proofErr w:type="spellEnd"/>
-    </w:p>
-    <w:p>
-      <w:pPr>
-        <w:rPr>
-          <w:lang w:val="en-NL"/>
-        </w:rPr>
-      </w:pPr>
-    </w:p>
-    <w:p>
-      <w:pPr>
-        <w:pStyle w:val="Heading3"/>
-      </w:pPr>
-      <w:bookmarkStart w:id="12" w:name="_Toc231334520"/>
-      <w:r>
-        <w:t>Deliverables Sprint 1</w:t>
-      </w:r>
-      <w:bookmarkEnd w:id="12"/>
-    </w:p>
-    <w:p>
-      <w:pPr>
-        <w:pStyle w:val="NormalWeb"/>
-      </w:pPr>
-      <w:r>
-        <w:rPr>
-          <w:rFonts w:ascii="Segoe UI Emoji" w:hAnsi="Segoe UI Emoji" w:cs="Segoe UI Emoji"/>
-        </w:rPr>
-        <w:t>✅</w:t>
-      </w:r>
-      <w:r>
-        <w:t xml:space="preserve"> </w:t>
-      </w:r>
-      <w:proofErr w:type="spellStart"/>
-      <w:r>
-        <w:t>Werkende</w:t>
-      </w:r>
-      <w:proofErr w:type="spellEnd"/>
-      <w:r>
-        <w:t xml:space="preserve"> login/</w:t>
-      </w:r>
-      <w:proofErr w:type="spellStart"/>
-      <w:r>
-        <w:t>registratie</w:t>
-      </w:r>
-      <w:proofErr w:type="spellEnd"/>
-      <w:r>
-        <w:br/>
-      </w:r>
-      <w:r>
-        <w:rPr>
-          <w:rFonts w:ascii="Segoe UI Emoji" w:hAnsi="Segoe UI Emoji" w:cs="Segoe UI Emoji"/>
-        </w:rPr>
-        <w:t>✅</w:t>
-      </w:r>
-      <w:r>
-        <w:t xml:space="preserve"> </w:t>
-      </w:r>
-      <w:r>
-        <w:t xml:space="preserve">Database </w:t>
-      </w:r>
-      <w:proofErr w:type="spellStart"/>
-      <w:r>
-        <w:t>actief</w:t>
-      </w:r>
-      <w:proofErr w:type="spellEnd"/>
-      <w:r>
-        <w:br/>
-      </w:r>
-      <w:r>
-        <w:rPr>
-          <w:rFonts w:ascii="Segoe UI Emoji" w:hAnsi="Segoe UI Emoji" w:cs="Segoe UI Emoji"/>
-        </w:rPr>
-        <w:t>✅</w:t>
-      </w:r>
-      <w:r>
-        <w:t xml:space="preserve"> </w:t>
-      </w:r>
-      <w:r>
-        <w:t xml:space="preserve">Basis UI </w:t>
-      </w:r>
-      <w:proofErr w:type="spellStart"/>
-      <w:r>
-        <w:t>structuur</w:t>
-      </w:r>
-      <w:proofErr w:type="spellEnd"/>
-      <w:r>
-        <w:br/>
-      </w:r>
-      <w:r>
-        <w:rPr>
-          <w:rFonts w:ascii="Segoe UI Emoji" w:hAnsi="Segoe UI Emoji" w:cs="Segoe UI Emoji"/>
-        </w:rPr>
-        <w:t>✅</w:t>
-      </w:r>
-      <w:r>
-        <w:t xml:space="preserve"> </w:t>
-      </w:r>
-      <w:r>
-        <w:t>FO &amp; TO (concept)</w:t>
-      </w:r>
-      <w:r>
-        <w:br/>
-      </w:r>
-      <w:r>
-        <w:rPr>
-          <w:rFonts w:ascii="Segoe UI Emoji" w:hAnsi="Segoe UI Emoji" w:cs="Segoe UI Emoji"/>
-        </w:rPr>
-        <w:t>✅</w:t>
-      </w:r>
-      <w:r>
-        <w:t xml:space="preserve"> </w:t>
-      </w:r>
-      <w:r>
-        <w:t>UML updates</w:t>
       </w:r>
     </w:p>
     <w:p>
@@ -8399,9 +8180,391 @@
     <w:p/>
     <w:p/>
     <w:p/>
-    <w:p>
-      <w:r>
-        <w:lastRenderedPageBreak/>
+    <w:p/>
+    <w:p>
+      <w:r>
+        <w:t>Sprint 1 (Week 2-3):</w:t>
+      </w:r>
+    </w:p>
+    <w:p>
+      <w:pPr>
+        <w:numPr>
+          <w:ilvl w:val="0"/>
+          <w:numId w:val="8"/>
+        </w:numPr>
+        <w:rPr>
+          <w:lang w:val="en-NL"/>
+        </w:rPr>
+      </w:pPr>
+      <w:proofErr w:type="spellStart"/>
+      <w:r>
+        <w:t>Projectstructuur</w:t>
+      </w:r>
+      <w:proofErr w:type="spellEnd"/>
+      <w:r>
+        <w:t xml:space="preserve"> </w:t>
+      </w:r>
+      <w:proofErr w:type="spellStart"/>
+      <w:r>
+        <w:t>opzetten</w:t>
+      </w:r>
+      <w:proofErr w:type="spellEnd"/>
+      <w:r>
+        <w:t xml:space="preserve"> (frontend/backend)</w:t>
+      </w:r>
+    </w:p>
+    <w:p>
+      <w:pPr>
+        <w:numPr>
+          <w:ilvl w:val="0"/>
+          <w:numId w:val="8"/>
+        </w:numPr>
+        <w:rPr>
+          <w:lang w:val="en-NL"/>
+        </w:rPr>
+      </w:pPr>
+      <w:r>
+        <w:rPr>
+          <w:lang w:val="en-NL"/>
+        </w:rPr>
+        <w:t xml:space="preserve">Database </w:t>
+      </w:r>
+      <w:proofErr w:type="spellStart"/>
+      <w:r>
+        <w:rPr>
+          <w:lang w:val="en-NL"/>
+        </w:rPr>
+        <w:t>opzetten</w:t>
+      </w:r>
+      <w:proofErr w:type="spellEnd"/>
+      <w:r>
+        <w:rPr>
+          <w:lang w:val="en-NL"/>
+        </w:rPr>
+        <w:t xml:space="preserve"> (ERD </w:t>
+      </w:r>
+      <w:proofErr w:type="spellStart"/>
+      <w:r>
+        <w:rPr>
+          <w:lang w:val="en-NL"/>
+        </w:rPr>
+        <w:t>implementeren</w:t>
+      </w:r>
+      <w:proofErr w:type="spellEnd"/>
+      <w:r>
+        <w:rPr>
+          <w:lang w:val="en-NL"/>
+        </w:rPr>
+        <w:t>)</w:t>
+      </w:r>
+    </w:p>
+    <w:p>
+      <w:pPr>
+        <w:numPr>
+          <w:ilvl w:val="0"/>
+          <w:numId w:val="8"/>
+        </w:numPr>
+        <w:rPr>
+          <w:lang w:val="en-NL"/>
+        </w:rPr>
+      </w:pPr>
+      <w:r>
+        <w:t xml:space="preserve">Login &amp; </w:t>
+      </w:r>
+      <w:proofErr w:type="spellStart"/>
+      <w:r>
+        <w:t>registratie</w:t>
+      </w:r>
+      <w:proofErr w:type="spellEnd"/>
+      <w:r>
+        <w:t xml:space="preserve"> (basis)</w:t>
+      </w:r>
+    </w:p>
+    <w:p>
+      <w:pPr>
+        <w:numPr>
+          <w:ilvl w:val="0"/>
+          <w:numId w:val="8"/>
+        </w:numPr>
+        <w:rPr>
+          <w:lang w:val="en-NL"/>
+        </w:rPr>
+      </w:pPr>
+      <w:r>
+        <w:t xml:space="preserve">Basis UI (layout + </w:t>
+      </w:r>
+      <w:proofErr w:type="spellStart"/>
+      <w:r>
+        <w:t>navigatie</w:t>
+      </w:r>
+      <w:proofErr w:type="spellEnd"/>
+      <w:r>
+        <w:t>)</w:t>
+      </w:r>
+    </w:p>
+    <w:p>
+      <w:pPr>
+        <w:numPr>
+          <w:ilvl w:val="0"/>
+          <w:numId w:val="8"/>
+        </w:numPr>
+        <w:rPr>
+          <w:lang w:val="en-NL"/>
+        </w:rPr>
+      </w:pPr>
+      <w:r>
+        <w:t xml:space="preserve">Rollen: </w:t>
+      </w:r>
+      <w:proofErr w:type="spellStart"/>
+      <w:r>
+        <w:t>reiziger</w:t>
+      </w:r>
+      <w:proofErr w:type="spellEnd"/>
+      <w:r>
+        <w:t xml:space="preserve"> / </w:t>
+      </w:r>
+      <w:proofErr w:type="spellStart"/>
+      <w:r>
+        <w:t>coördinator</w:t>
+      </w:r>
+      <w:proofErr w:type="spellEnd"/>
+      <w:r>
+        <w:t xml:space="preserve"> / </w:t>
+      </w:r>
+      <w:proofErr w:type="spellStart"/>
+      <w:r>
+        <w:t>directeur</w:t>
+      </w:r>
+      <w:proofErr w:type="spellEnd"/>
+    </w:p>
+    <w:p>
+      <w:pPr>
+        <w:numPr>
+          <w:ilvl w:val="0"/>
+          <w:numId w:val="9"/>
+        </w:numPr>
+        <w:rPr>
+          <w:lang w:val="en-NL"/>
+        </w:rPr>
+      </w:pPr>
+      <w:r>
+        <w:t xml:space="preserve">CRUD basis </w:t>
+      </w:r>
+      <w:proofErr w:type="spellStart"/>
+      <w:r>
+        <w:t>voorbereiden</w:t>
+      </w:r>
+      <w:proofErr w:type="spellEnd"/>
+    </w:p>
+    <w:p>
+      <w:pPr>
+        <w:numPr>
+          <w:ilvl w:val="0"/>
+          <w:numId w:val="9"/>
+        </w:numPr>
+        <w:rPr>
+          <w:lang w:val="en-NL"/>
+        </w:rPr>
+      </w:pPr>
+      <w:proofErr w:type="spellStart"/>
+      <w:r>
+        <w:rPr>
+          <w:lang w:val="en-NL"/>
+        </w:rPr>
+        <w:t>Wekelijkse</w:t>
+      </w:r>
+      <w:proofErr w:type="spellEnd"/>
+      <w:r>
+        <w:rPr>
+          <w:lang w:val="en-NL"/>
+        </w:rPr>
+        <w:t xml:space="preserve"> stand-ups</w:t>
+      </w:r>
+    </w:p>
+    <w:p>
+      <w:pPr>
+        <w:numPr>
+          <w:ilvl w:val="0"/>
+          <w:numId w:val="9"/>
+        </w:numPr>
+        <w:rPr>
+          <w:lang w:val="en-NL"/>
+        </w:rPr>
+      </w:pPr>
+      <w:r>
+        <w:t xml:space="preserve">Start </w:t>
+      </w:r>
+      <w:proofErr w:type="spellStart"/>
+      <w:r>
+        <w:t>documentatie</w:t>
+      </w:r>
+      <w:proofErr w:type="spellEnd"/>
+      <w:r>
+        <w:t xml:space="preserve"> (FO + TO)</w:t>
+      </w:r>
+    </w:p>
+    <w:p>
+      <w:pPr>
+        <w:numPr>
+          <w:ilvl w:val="0"/>
+          <w:numId w:val="9"/>
+        </w:numPr>
+        <w:rPr>
+          <w:lang w:val="en-NL"/>
+        </w:rPr>
+      </w:pPr>
+      <w:r>
+        <w:rPr>
+          <w:lang w:val="en-NL"/>
+        </w:rPr>
+        <w:t xml:space="preserve">Screenshot </w:t>
+      </w:r>
+      <w:proofErr w:type="spellStart"/>
+      <w:r>
+        <w:rPr>
+          <w:lang w:val="en-NL"/>
+        </w:rPr>
+        <w:t>scrumboard</w:t>
+      </w:r>
+      <w:proofErr w:type="spellEnd"/>
+      <w:r>
+        <w:rPr>
+          <w:lang w:val="en-NL"/>
+        </w:rPr>
+        <w:t xml:space="preserve"> </w:t>
+      </w:r>
+      <w:proofErr w:type="spellStart"/>
+      <w:r>
+        <w:rPr>
+          <w:lang w:val="en-NL"/>
+        </w:rPr>
+        <w:t>committen</w:t>
+      </w:r>
+      <w:proofErr w:type="spellEnd"/>
+    </w:p>
+    <w:p>
+      <w:pPr>
+        <w:rPr>
+          <w:lang w:val="en-NL"/>
+        </w:rPr>
+      </w:pPr>
+    </w:p>
+    <w:p>
+      <w:pPr>
+        <w:pStyle w:val="Heading3"/>
+      </w:pPr>
+      <w:bookmarkStart w:id="12" w:name="_Toc231334520"/>
+      <w:r>
+        <w:t>Deliverables Sprint 1</w:t>
+      </w:r>
+      <w:bookmarkEnd w:id="12"/>
+    </w:p>
+    <w:p>
+      <w:pPr>
+        <w:pStyle w:val="NormalWeb"/>
+      </w:pPr>
+      <w:r>
+        <w:rPr>
+          <w:rFonts w:ascii="Segoe UI Emoji" w:hAnsi="Segoe UI Emoji" w:cs="Segoe UI Emoji"/>
+        </w:rPr>
+        <w:t>✅</w:t>
+      </w:r>
+      <w:r>
+        <w:t xml:space="preserve"> </w:t>
+      </w:r>
+      <w:proofErr w:type="spellStart"/>
+      <w:r>
+        <w:t>Werkende</w:t>
+      </w:r>
+      <w:proofErr w:type="spellEnd"/>
+      <w:r>
+        <w:t xml:space="preserve"> login/</w:t>
+      </w:r>
+      <w:proofErr w:type="spellStart"/>
+      <w:r>
+        <w:t>registratie</w:t>
+      </w:r>
+      <w:proofErr w:type="spellEnd"/>
+      <w:r>
+        <w:br/>
+      </w:r>
+      <w:r>
+        <w:rPr>
+          <w:rFonts w:ascii="Segoe UI Emoji" w:hAnsi="Segoe UI Emoji" w:cs="Segoe UI Emoji"/>
+        </w:rPr>
+        <w:t>✅</w:t>
+      </w:r>
+      <w:r>
+        <w:t xml:space="preserve"> </w:t>
+      </w:r>
+      <w:r>
+        <w:t xml:space="preserve">Database </w:t>
+      </w:r>
+      <w:proofErr w:type="spellStart"/>
+      <w:r>
+        <w:t>actief</w:t>
+      </w:r>
+      <w:proofErr w:type="spellEnd"/>
+      <w:r>
+        <w:br/>
+      </w:r>
+      <w:r>
+        <w:rPr>
+          <w:rFonts w:ascii="Segoe UI Emoji" w:hAnsi="Segoe UI Emoji" w:cs="Segoe UI Emoji"/>
+        </w:rPr>
+        <w:t>✅</w:t>
+      </w:r>
+      <w:r>
+        <w:t xml:space="preserve"> </w:t>
+      </w:r>
+      <w:r>
+        <w:t xml:space="preserve">Basis UI </w:t>
+      </w:r>
+      <w:proofErr w:type="spellStart"/>
+      <w:r>
+        <w:t>structuur</w:t>
+      </w:r>
+      <w:proofErr w:type="spellEnd"/>
+      <w:r>
+        <w:br/>
+      </w:r>
+      <w:r>
+        <w:rPr>
+          <w:rFonts w:ascii="Segoe UI Emoji" w:hAnsi="Segoe UI Emoji" w:cs="Segoe UI Emoji"/>
+        </w:rPr>
+        <w:t>✅</w:t>
+      </w:r>
+      <w:r>
+        <w:t xml:space="preserve"> </w:t>
+      </w:r>
+      <w:r>
+        <w:t>FO &amp; TO (concept)</w:t>
+      </w:r>
+      <w:r>
+        <w:br/>
+      </w:r>
+      <w:r>
+        <w:rPr>
+          <w:rFonts w:ascii="Segoe UI Emoji" w:hAnsi="Segoe UI Emoji" w:cs="Segoe UI Emoji"/>
+        </w:rPr>
+        <w:t>✅</w:t>
+      </w:r>
+      <w:r>
+        <w:t xml:space="preserve"> </w:t>
+      </w:r>
+      <w:r>
+        <w:t>UML updates</w:t>
+      </w:r>
+    </w:p>
+    <w:p/>
+    <w:p/>
+    <w:p/>
+    <w:p/>
+    <w:p/>
+    <w:p/>
+    <w:p/>
+    <w:p>
+      <w:r>
         <w:t>Sprint 2</w:t>
       </w:r>
       <w:r>
@@ -8977,7 +9140,6 @@
     <w:p/>
     <w:p>
       <w:r>
-        <w:lastRenderedPageBreak/>
         <w:t>Sprint 3</w:t>
       </w:r>
       <w:r>
@@ -9502,13 +9664,12 @@
         <w:t xml:space="preserve"> project</w:t>
       </w:r>
     </w:p>
-    <w:p>
-      <w:pPr>
-        <w:rPr>
-          <w:lang w:val="en-NL"/>
-        </w:rPr>
-      </w:pPr>
-    </w:p>
+    <w:p/>
+    <w:p/>
+    <w:p/>
+    <w:p/>
+    <w:p/>
+    <w:p/>
     <w:p/>
     <w:p/>
     <w:p/>
@@ -13425,6 +13586,7 @@
   <w:style w:type="character" w:default="1" w:styleId="DefaultParagraphFont">
     <w:name w:val="Default Paragraph Font"/>
     <w:uiPriority w:val="1"/>
+    <w:semiHidden/>
     <w:unhideWhenUsed/>
   </w:style>
   <w:style w:type="table" w:default="1" w:styleId="TableNormal">
